--- a/backend/data/SonderKündigung_Testphase_1&1_DSL.docx
+++ b/backend/data/SonderKündigung_Testphase_1&1_DSL.docx
@@ -1248,13 +1248,7 @@
         <w:rPr>
           <w:rFonts w:ascii="Calibri" w:hAnsi="Calibri" w:cs="Calibri"/>
         </w:rPr>
-        <w:t xml:space="preserve"> Testphas</w:t>
-      </w:r>
-      <w:r>
-        <w:rPr>
-          <w:rFonts w:ascii="Calibri" w:hAnsi="Calibri" w:cs="Calibri"/>
-        </w:rPr>
-        <w:t xml:space="preserve">e </w:t>
+        <w:t xml:space="preserve"> Testphase </w:t>
       </w:r>
       <w:r>
         <w:rPr>
@@ -1309,7 +1303,7 @@
         <w:rPr>
           <w:rFonts w:ascii="Calibri" w:hAnsi="Calibri" w:cs="Calibri"/>
         </w:rPr>
-        <w:t>K</w:t>
+        <w:t>Sonderk</w:t>
       </w:r>
       <w:r>
         <w:rPr>
@@ -1493,24 +1487,34 @@
       <w:pPr>
         <w:rPr>
           <w:rFonts w:ascii="Calibri" w:hAnsi="Calibri" w:cs="Calibri"/>
+          <w:lang w:val="en-US"/>
         </w:rPr>
       </w:pPr>
       <w:r>
         <w:rPr>
           <w:rFonts w:ascii="Calibri" w:hAnsi="Calibri" w:cs="Calibri"/>
         </w:rPr>
-        <w:t xml:space="preserve">        }</w:t>
+        <w:t xml:space="preserve">        </w:t>
+      </w:r>
+      <w:r>
+        <w:rPr>
+          <w:rFonts w:ascii="Calibri" w:hAnsi="Calibri" w:cs="Calibri"/>
+          <w:lang w:val="en-US"/>
+        </w:rPr>
+        <w:t>}</w:t>
       </w:r>
     </w:p>
     <w:p>
       <w:pPr>
         <w:rPr>
           <w:rFonts w:ascii="Calibri" w:hAnsi="Calibri" w:cs="Calibri"/>
+          <w:lang w:val="en-US"/>
         </w:rPr>
       </w:pPr>
       <w:r>
         <w:rPr>
           <w:rFonts w:ascii="Calibri" w:hAnsi="Calibri" w:cs="Calibri"/>
+          <w:lang w:val="en-US"/>
         </w:rPr>
         <w:t xml:space="preserve">    ])%</w:t>
       </w:r>
@@ -1519,11 +1523,13 @@
       <w:pPr>
         <w:rPr>
           <w:rFonts w:ascii="Calibri" w:hAnsi="Calibri" w:cs="Calibri"/>
+          <w:lang w:val="en-US"/>
         </w:rPr>
       </w:pPr>
       <w:r>
         <w:rPr>
           <w:rFonts w:ascii="Calibri" w:hAnsi="Calibri" w:cs="Calibri"/>
+          <w:lang w:val="en-US"/>
         </w:rPr>
         <w:t>}{% set _=layout([</w:t>
       </w:r>
@@ -1532,30 +1538,28 @@
       <w:pPr>
         <w:rPr>
           <w:rFonts w:ascii="Calibri" w:hAnsi="Calibri" w:cs="Calibri"/>
+          <w:lang w:val="en-US"/>
         </w:rPr>
       </w:pPr>
       <w:r>
         <w:rPr>
           <w:rFonts w:ascii="Calibri" w:hAnsi="Calibri" w:cs="Calibri"/>
-        </w:rPr>
-        <w:t xml:space="preserve">        </w:t>
-      </w:r>
-      <w:r>
-        <w:rPr>
-          <w:rFonts w:ascii="Calibri" w:hAnsi="Calibri" w:cs="Calibri"/>
-        </w:rPr>
-        <w:t>{"Stammdaten":[</w:t>
+          <w:lang w:val="en-US"/>
+        </w:rPr>
+        <w:t xml:space="preserve">        {"Stammdaten":[</w:t>
       </w:r>
     </w:p>
     <w:p>
       <w:pPr>
         <w:rPr>
           <w:rFonts w:ascii="Calibri" w:hAnsi="Calibri" w:cs="Calibri"/>
+          <w:lang w:val="en-US"/>
         </w:rPr>
       </w:pPr>
       <w:r>
         <w:rPr>
           <w:rFonts w:ascii="Calibri" w:hAnsi="Calibri" w:cs="Calibri"/>
+          <w:lang w:val="en-US"/>
         </w:rPr>
         <w:t xml:space="preserve">                ["Vorname","Name"],</w:t>
       </w:r>
@@ -1569,6 +1573,7 @@
       <w:r>
         <w:rPr>
           <w:rFonts w:ascii="Calibri" w:hAnsi="Calibri" w:cs="Calibri"/>
+          <w:lang w:val="en-US"/>
         </w:rPr>
         <w:t xml:space="preserve">                </w:t>
       </w:r>
